--- a/docs/人工智能训练师五级练习与考试系统-使用说明书.docx
+++ b/docs/人工智能训练师五级练习与考试系统-使用说明书.docx
@@ -687,6 +687,17 @@
         <w:t>系统预置了以下测试账号供培训与验收使用：</w:t>
       </w:r>
     </w:p>
+    <w:p>
+      <w:r>
+        <w:rPr>
+          <w:rFonts w:ascii="微软雅黑" w:hAnsi="微软雅黑" w:eastAsia="微软雅黑"/>
+          <w:b/>
+          <w:color w:val="B06E2A"/>
+          <w:sz w:val="22"/>
+        </w:rPr>
+        <w:t>以下为开发测试阶段的账号密码，正式上线前请务必修改：</w:t>
+      </w:r>
+    </w:p>
     <w:tbl>
       <w:tblPr>
         <w:tblStyle w:val="LightGrid-Accent1"/>
@@ -743,7 +754,7 @@
         </w:tc>
         <w:tc>
           <w:tcPr>
-            <w:tcW w:type="dxa" w:w="2268"/>
+            <w:tcW w:type="dxa" w:w="1814"/>
             <w:shd w:val="clear" w:color="auto" w:fill="1A5C4B"/>
           </w:tcPr>
           <w:p>
@@ -763,7 +774,7 @@
         </w:tc>
         <w:tc>
           <w:tcPr>
-            <w:tcW w:type="dxa" w:w="1984"/>
+            <w:tcW w:type="dxa" w:w="2268"/>
             <w:shd w:val="clear" w:color="auto" w:fill="1A5C4B"/>
           </w:tcPr>
           <w:p>
@@ -777,7 +788,7 @@
                 <w:color w:val="FFFFFF"/>
                 <w:sz w:val="20"/>
               </w:rPr>
-              <w:t>说明</w:t>
+              <w:t>权限说明</w:t>
             </w:r>
           </w:p>
         </w:tc>
@@ -813,6 +824,20 @@
         </w:tc>
         <w:tc>
           <w:tcPr>
+            <w:tcW w:type="dxa" w:w="1814"/>
+          </w:tcPr>
+          <w:p>
+            <w:r>
+              <w:rPr>
+                <w:rFonts w:ascii="微软雅黑" w:hAnsi="微软雅黑" w:eastAsia="微软雅黑"/>
+                <w:sz w:val="20"/>
+              </w:rPr>
+              <w:t>Admin@2026</w:t>
+            </w:r>
+          </w:p>
+        </w:tc>
+        <w:tc>
+          <w:tcPr>
             <w:tcW w:type="dxa" w:w="2268"/>
           </w:tcPr>
           <w:p>
@@ -821,21 +846,7 @@
                 <w:rFonts w:ascii="微软雅黑" w:hAnsi="微软雅黑" w:eastAsia="微软雅黑"/>
                 <w:sz w:val="20"/>
               </w:rPr>
-              <w:t>随机生成（见部署日志）</w:t>
-            </w:r>
-          </w:p>
-        </w:tc>
-        <w:tc>
-          <w:tcPr>
-            <w:tcW w:type="dxa" w:w="1984"/>
-          </w:tcPr>
-          <w:p>
-            <w:r>
-              <w:rPr>
-                <w:rFonts w:ascii="微软雅黑" w:hAnsi="微软雅黑" w:eastAsia="微软雅黑"/>
-                <w:sz w:val="20"/>
-              </w:rPr>
-              <w:t>拥有全部权限</w:t>
+              <w:t>拥有全部权限，可管理所有模块</w:t>
             </w:r>
           </w:p>
         </w:tc>
@@ -871,6 +882,20 @@
         </w:tc>
         <w:tc>
           <w:tcPr>
+            <w:tcW w:type="dxa" w:w="1814"/>
+          </w:tcPr>
+          <w:p>
+            <w:r>
+              <w:rPr>
+                <w:rFonts w:ascii="微软雅黑" w:hAnsi="微软雅黑" w:eastAsia="微软雅黑"/>
+                <w:sz w:val="20"/>
+              </w:rPr>
+              <w:t>School@2026</w:t>
+            </w:r>
+          </w:p>
+        </w:tc>
+        <w:tc>
+          <w:tcPr>
             <w:tcW w:type="dxa" w:w="2268"/>
           </w:tcPr>
           <w:p>
@@ -879,21 +904,7 @@
                 <w:rFonts w:ascii="微软雅黑" w:hAnsi="微软雅黑" w:eastAsia="微软雅黑"/>
                 <w:sz w:val="20"/>
               </w:rPr>
-              <w:t>随机生成</w:t>
-            </w:r>
-          </w:p>
-        </w:tc>
-        <w:tc>
-          <w:tcPr>
-            <w:tcW w:type="dxa" w:w="1984"/>
-          </w:tcPr>
-          <w:p>
-            <w:r>
-              <w:rPr>
-                <w:rFonts w:ascii="微软雅黑" w:hAnsi="微软雅黑" w:eastAsia="微软雅黑"/>
-                <w:sz w:val="20"/>
-              </w:rPr>
-              <w:t>管理本校事务</w:t>
+              <w:t>管理本校事务（用户/题库/考务/成绩）</w:t>
             </w:r>
           </w:p>
         </w:tc>
@@ -929,6 +940,20 @@
         </w:tc>
         <w:tc>
           <w:tcPr>
+            <w:tcW w:type="dxa" w:w="1814"/>
+          </w:tcPr>
+          <w:p>
+            <w:r>
+              <w:rPr>
+                <w:rFonts w:ascii="微软雅黑" w:hAnsi="微软雅黑" w:eastAsia="微软雅黑"/>
+                <w:sz w:val="20"/>
+              </w:rPr>
+              <w:t>Teacher@2026</w:t>
+            </w:r>
+          </w:p>
+        </w:tc>
+        <w:tc>
+          <w:tcPr>
             <w:tcW w:type="dxa" w:w="2268"/>
           </w:tcPr>
           <w:p>
@@ -937,21 +962,7 @@
                 <w:rFonts w:ascii="微软雅黑" w:hAnsi="微软雅黑" w:eastAsia="微软雅黑"/>
                 <w:sz w:val="20"/>
               </w:rPr>
-              <w:t>随机生成</w:t>
-            </w:r>
-          </w:p>
-        </w:tc>
-        <w:tc>
-          <w:tcPr>
-            <w:tcW w:type="dxa" w:w="1984"/>
-          </w:tcPr>
-          <w:p>
-            <w:r>
-              <w:rPr>
-                <w:rFonts w:ascii="微软雅黑" w:hAnsi="微软雅黑" w:eastAsia="微软雅黑"/>
-                <w:sz w:val="20"/>
-              </w:rPr>
-              <w:t>查看班级与成绩</w:t>
+              <w:t>查看所辖班级学员进度与成绩</w:t>
             </w:r>
           </w:p>
         </w:tc>
@@ -967,7 +978,7 @@
                 <w:rFonts w:ascii="微软雅黑" w:hAnsi="微软雅黑" w:eastAsia="微软雅黑"/>
                 <w:sz w:val="20"/>
               </w:rPr>
-              <w:t>学员</w:t>
+              <w:t>监考员</w:t>
             </w:r>
           </w:p>
         </w:tc>
@@ -981,7 +992,21 @@
                 <w:rFonts w:ascii="微软雅黑" w:hAnsi="微软雅黑" w:eastAsia="微软雅黑"/>
                 <w:sz w:val="20"/>
               </w:rPr>
-              <w:t>stu001@student.exam.local</w:t>
+              <w:t>invig01@exam.local</w:t>
+            </w:r>
+          </w:p>
+        </w:tc>
+        <w:tc>
+          <w:tcPr>
+            <w:tcW w:type="dxa" w:w="1814"/>
+          </w:tcPr>
+          <w:p>
+            <w:r>
+              <w:rPr>
+                <w:rFonts w:ascii="微软雅黑" w:hAnsi="微软雅黑" w:eastAsia="微软雅黑"/>
+                <w:sz w:val="20"/>
+              </w:rPr>
+              <w:t>Invig@2026</w:t>
             </w:r>
           </w:p>
         </w:tc>
@@ -995,21 +1020,7 @@
                 <w:rFonts w:ascii="微软雅黑" w:hAnsi="微软雅黑" w:eastAsia="微软雅黑"/>
                 <w:sz w:val="20"/>
               </w:rPr>
-              <w:t>abcd2345</w:t>
-            </w:r>
-          </w:p>
-        </w:tc>
-        <w:tc>
-          <w:tcPr>
-            <w:tcW w:type="dxa" w:w="1984"/>
-          </w:tcPr>
-          <w:p>
-            <w:r>
-              <w:rPr>
-                <w:rFonts w:ascii="微软雅黑" w:hAnsi="微软雅黑" w:eastAsia="微软雅黑"/>
-                <w:sz w:val="20"/>
-              </w:rPr>
-              <w:t>练习与考试</w:t>
+              <w:t>考试监控与成绩查看</w:t>
             </w:r>
           </w:p>
         </w:tc>
@@ -1025,7 +1036,7 @@
                 <w:rFonts w:ascii="微软雅黑" w:hAnsi="微软雅黑" w:eastAsia="微软雅黑"/>
                 <w:sz w:val="20"/>
               </w:rPr>
-              <w:t>学员</w:t>
+              <w:t>审计员</w:t>
             </w:r>
           </w:p>
         </w:tc>
@@ -1039,7 +1050,21 @@
                 <w:rFonts w:ascii="微软雅黑" w:hAnsi="微软雅黑" w:eastAsia="微软雅黑"/>
                 <w:sz w:val="20"/>
               </w:rPr>
-              <w:t>stu002@student.exam.local</w:t>
+              <w:t>auditor01@exam.local</w:t>
+            </w:r>
+          </w:p>
+        </w:tc>
+        <w:tc>
+          <w:tcPr>
+            <w:tcW w:type="dxa" w:w="1814"/>
+          </w:tcPr>
+          <w:p>
+            <w:r>
+              <w:rPr>
+                <w:rFonts w:ascii="微软雅黑" w:hAnsi="微软雅黑" w:eastAsia="微软雅黑"/>
+                <w:sz w:val="20"/>
+              </w:rPr>
+              <w:t>Audit@2026</w:t>
             </w:r>
           </w:p>
         </w:tc>
@@ -1053,21 +1078,7 @@
                 <w:rFonts w:ascii="微软雅黑" w:hAnsi="微软雅黑" w:eastAsia="微软雅黑"/>
                 <w:sz w:val="20"/>
               </w:rPr>
-              <w:t>efgh6789</w:t>
-            </w:r>
-          </w:p>
-        </w:tc>
-        <w:tc>
-          <w:tcPr>
-            <w:tcW w:type="dxa" w:w="1984"/>
-          </w:tcPr>
-          <w:p>
-            <w:r>
-              <w:rPr>
-                <w:rFonts w:ascii="微软雅黑" w:hAnsi="微软雅黑" w:eastAsia="微软雅黑"/>
-                <w:sz w:val="20"/>
-              </w:rPr>
-              <w:t>练习与考试</w:t>
+              <w:t>查看审计日志与报表</w:t>
             </w:r>
           </w:p>
         </w:tc>
@@ -1103,7 +1114,7 @@
         </w:tc>
         <w:tc>
           <w:tcPr>
-            <w:tcW w:type="dxa" w:w="2268"/>
+            <w:tcW w:type="dxa" w:w="1814"/>
           </w:tcPr>
           <w:p>
             <w:r>
@@ -1117,7 +1128,7 @@
         </w:tc>
         <w:tc>
           <w:tcPr>
-            <w:tcW w:type="dxa" w:w="1984"/>
+            <w:tcW w:type="dxa" w:w="2268"/>
           </w:tcPr>
           <w:p>
             <w:r>
@@ -1161,7 +1172,7 @@
         </w:tc>
         <w:tc>
           <w:tcPr>
-            <w:tcW w:type="dxa" w:w="2268"/>
+            <w:tcW w:type="dxa" w:w="1814"/>
           </w:tcPr>
           <w:p>
             <w:r>
@@ -1175,7 +1186,7 @@
         </w:tc>
         <w:tc>
           <w:tcPr>
-            <w:tcW w:type="dxa" w:w="1984"/>
+            <w:tcW w:type="dxa" w:w="2268"/>
           </w:tcPr>
           <w:p>
             <w:r>
@@ -1183,7 +1194,123 @@
                 <w:rFonts w:ascii="微软雅黑" w:hAnsi="微软雅黑" w:eastAsia="微软雅黑"/>
                 <w:sz w:val="20"/>
               </w:rPr>
-              <w:t>审核题目质量</w:t>
+              <w:t>审核待发布题目</w:t>
+            </w:r>
+          </w:p>
+        </w:tc>
+      </w:tr>
+      <w:tr>
+        <w:tc>
+          <w:tcPr>
+            <w:tcW w:type="dxa" w:w="1587"/>
+          </w:tcPr>
+          <w:p>
+            <w:r>
+              <w:rPr>
+                <w:rFonts w:ascii="微软雅黑" w:hAnsi="微软雅黑" w:eastAsia="微软雅黑"/>
+                <w:sz w:val="20"/>
+              </w:rPr>
+              <w:t>学员 001</w:t>
+            </w:r>
+          </w:p>
+        </w:tc>
+        <w:tc>
+          <w:tcPr>
+            <w:tcW w:type="dxa" w:w="3118"/>
+          </w:tcPr>
+          <w:p>
+            <w:r>
+              <w:rPr>
+                <w:rFonts w:ascii="微软雅黑" w:hAnsi="微软雅黑" w:eastAsia="微软雅黑"/>
+                <w:sz w:val="20"/>
+              </w:rPr>
+              <w:t>stu001@student.exam.local</w:t>
+            </w:r>
+          </w:p>
+        </w:tc>
+        <w:tc>
+          <w:tcPr>
+            <w:tcW w:type="dxa" w:w="1814"/>
+          </w:tcPr>
+          <w:p>
+            <w:r>
+              <w:rPr>
+                <w:rFonts w:ascii="微软雅黑" w:hAnsi="微软雅黑" w:eastAsia="微软雅黑"/>
+                <w:sz w:val="20"/>
+              </w:rPr>
+              <w:t>abcd2345</w:t>
+            </w:r>
+          </w:p>
+        </w:tc>
+        <w:tc>
+          <w:tcPr>
+            <w:tcW w:type="dxa" w:w="2268"/>
+          </w:tcPr>
+          <w:p>
+            <w:r>
+              <w:rPr>
+                <w:rFonts w:ascii="微软雅黑" w:hAnsi="微软雅黑" w:eastAsia="微软雅黑"/>
+                <w:sz w:val="20"/>
+              </w:rPr>
+              <w:t>练习与考试（主测试账号）</w:t>
+            </w:r>
+          </w:p>
+        </w:tc>
+      </w:tr>
+      <w:tr>
+        <w:tc>
+          <w:tcPr>
+            <w:tcW w:type="dxa" w:w="1587"/>
+          </w:tcPr>
+          <w:p>
+            <w:r>
+              <w:rPr>
+                <w:rFonts w:ascii="微软雅黑" w:hAnsi="微软雅黑" w:eastAsia="微软雅黑"/>
+                <w:sz w:val="20"/>
+              </w:rPr>
+              <w:t>学员 002</w:t>
+            </w:r>
+          </w:p>
+        </w:tc>
+        <w:tc>
+          <w:tcPr>
+            <w:tcW w:type="dxa" w:w="3118"/>
+          </w:tcPr>
+          <w:p>
+            <w:r>
+              <w:rPr>
+                <w:rFonts w:ascii="微软雅黑" w:hAnsi="微软雅黑" w:eastAsia="微软雅黑"/>
+                <w:sz w:val="20"/>
+              </w:rPr>
+              <w:t>stu002@student.exam.local</w:t>
+            </w:r>
+          </w:p>
+        </w:tc>
+        <w:tc>
+          <w:tcPr>
+            <w:tcW w:type="dxa" w:w="1814"/>
+          </w:tcPr>
+          <w:p>
+            <w:r>
+              <w:rPr>
+                <w:rFonts w:ascii="微软雅黑" w:hAnsi="微软雅黑" w:eastAsia="微软雅黑"/>
+                <w:sz w:val="20"/>
+              </w:rPr>
+              <w:t>efgh6789</w:t>
+            </w:r>
+          </w:p>
+        </w:tc>
+        <w:tc>
+          <w:tcPr>
+            <w:tcW w:type="dxa" w:w="2268"/>
+          </w:tcPr>
+          <w:p>
+            <w:r>
+              <w:rPr>
+                <w:rFonts w:ascii="微软雅黑" w:hAnsi="微软雅黑" w:eastAsia="微软雅黑"/>
+                <w:sz w:val="20"/>
+              </w:rPr>
+              <w:t>练习与考试（辅助测试账号）</w:t>
             </w:r>
           </w:p>
         </w:tc>
